--- a/docs/concept-notes/bhw-connect-phase2-who-costing.docx
+++ b/docs/concept-notes/bhw-connect-phase2-who-costing.docx
@@ -134,7 +134,7 @@
           <w:sz w:val="17"/>
           <w:szCs w:val="17"/>
         </w:rPr>
-        <w:t xml:space="preserve">PHP 3,553,400  ≈  US$61,265 at PHP 58/US$</w:t>
+        <w:t xml:space="preserve">PHP 3,193,400  ≈  US$55,058 at PHP 58/US$</w:t>
       </w:r>
     </w:p>
     <w:p>
@@ -1946,7 +1946,7 @@
                 <w:sz w:val="17"/>
                 <w:szCs w:val="17"/>
               </w:rPr>
-              <w:t xml:space="preserve">Cloud hosting and managed database, sized for pilot and rollout load</w:t>
+              <w:t xml:space="preserve">Managed database, application hosting and CDN</w:t>
             </w:r>
           </w:p>
         </w:tc>
@@ -1971,7 +1971,7 @@
                 <w:sz w:val="17"/>
                 <w:szCs w:val="17"/>
               </w:rPr>
-              <w:t xml:space="preserve">PHP 25,000/mo × 12</w:t>
+              <w:t xml:space="preserve">PHP 6,100/mo × 12</w:t>
             </w:r>
           </w:p>
         </w:tc>
@@ -1997,7 +1997,7 @@
                 <w:sz w:val="17"/>
                 <w:szCs w:val="17"/>
               </w:rPr>
-              <w:t xml:space="preserve">300,000</w:t>
+              <w:t xml:space="preserve">73,200</w:t>
             </w:r>
           </w:p>
         </w:tc>
@@ -2049,7 +2049,7 @@
                 <w:sz w:val="17"/>
                 <w:szCs w:val="17"/>
               </w:rPr>
-              <w:t xml:space="preserve">PHP 15,000/mo × 12</w:t>
+              <w:t xml:space="preserve">PHP 1,700/mo × 12</w:t>
             </w:r>
           </w:p>
         </w:tc>
@@ -2075,7 +2075,7 @@
                 <w:sz w:val="17"/>
                 <w:szCs w:val="17"/>
               </w:rPr>
-              <w:t xml:space="preserve">180,000</w:t>
+              <w:t xml:space="preserve">20,400</w:t>
             </w:r>
           </w:p>
         </w:tc>
@@ -2084,6 +2084,84 @@
         <w:tc>
           <w:tcPr>
             <w:tcW w:type="dxa" w:w="6580"/>
+            <w:tcMar>
+              <w:top w:type="dxa" w:w="64"/>
+              <w:left w:type="dxa" w:w="108"/>
+              <w:bottom w:type="dxa" w:w="64"/>
+              <w:right w:type="dxa" w:w="108"/>
+            </w:tcMar>
+          </w:tcPr>
+          <w:p>
+            <w:pPr>
+              <w:spacing w:after="0" w:line="235"/>
+            </w:pPr>
+            <w:r>
+              <w:rPr>
+                <w:rFonts w:ascii="Calibri" w:cs="Calibri" w:eastAsia="Calibri" w:hAnsi="Calibri"/>
+                <w:color w:val="241C17"/>
+                <w:sz w:val="17"/>
+                <w:szCs w:val="17"/>
+              </w:rPr>
+              <w:t xml:space="preserve">Headroom for egress and compute overage at rollout peak</w:t>
+            </w:r>
+          </w:p>
+        </w:tc>
+        <w:tc>
+          <w:tcPr>
+            <w:tcW w:type="dxa" w:w="1900"/>
+            <w:tcMar>
+              <w:top w:type="dxa" w:w="64"/>
+              <w:left w:type="dxa" w:w="108"/>
+              <w:bottom w:type="dxa" w:w="64"/>
+              <w:right w:type="dxa" w:w="108"/>
+            </w:tcMar>
+          </w:tcPr>
+          <w:p>
+            <w:pPr>
+              <w:spacing w:after="0" w:line="235"/>
+            </w:pPr>
+            <w:r>
+              <w:rPr>
+                <w:rFonts w:ascii="Calibri" w:cs="Calibri" w:eastAsia="Calibri" w:hAnsi="Calibri"/>
+                <w:color w:val="241C17"/>
+                <w:sz w:val="17"/>
+                <w:szCs w:val="17"/>
+              </w:rPr>
+              <w:t xml:space="preserve">PHP 2,200/mo × 12</w:t>
+            </w:r>
+          </w:p>
+        </w:tc>
+        <w:tc>
+          <w:tcPr>
+            <w:tcW w:type="dxa" w:w="1600"/>
+            <w:tcMar>
+              <w:top w:type="dxa" w:w="64"/>
+              <w:left w:type="dxa" w:w="108"/>
+              <w:bottom w:type="dxa" w:w="64"/>
+              <w:right w:type="dxa" w:w="108"/>
+            </w:tcMar>
+          </w:tcPr>
+          <w:p>
+            <w:pPr>
+              <w:spacing w:after="0" w:line="235"/>
+              <w:jc w:val="right"/>
+            </w:pPr>
+            <w:r>
+              <w:rPr>
+                <w:rFonts w:ascii="Calibri" w:cs="Calibri" w:eastAsia="Calibri" w:hAnsi="Calibri"/>
+                <w:color w:val="241C17"/>
+                <w:sz w:val="17"/>
+                <w:szCs w:val="17"/>
+              </w:rPr>
+              <w:t xml:space="preserve">26,400</w:t>
+            </w:r>
+          </w:p>
+        </w:tc>
+      </w:tr>
+      <w:tr>
+        <w:tc>
+          <w:tcPr>
+            <w:tcW w:type="dxa" w:w="6580"/>
             <w:shd w:fill="F1ECE4" w:color="auto" w:val="clear"/>
             <w:tcMar>
               <w:top w:type="dxa" w:w="64"/>
@@ -2160,7 +2238,7 @@
                 <w:sz w:val="17"/>
                 <w:szCs w:val="17"/>
               </w:rPr>
-              <w:t xml:space="preserve">480,000</w:t>
+              <w:t xml:space="preserve">120,000</w:t>
             </w:r>
           </w:p>
         </w:tc>
@@ -2178,6 +2256,20 @@
       <w:r>
         <w:rPr>
           <w:rFonts w:ascii="Calibri" w:cs="Calibri" w:eastAsia="Calibri" w:hAnsi="Calibri"/>
+          <w:color w:val="6A5D53"/>
+          <w:sz w:val="17"/>
+          <w:szCs w:val="17"/>
+        </w:rPr>
+        <w:t xml:space="preserve">Built from published list prices rather than a carried-over band: managed Postgres with daily backups, application hosting and CDN, and error monitoring come to roughly US$131 per month at the tier this workload needs. The line is set at PHP 10,000 per month — about US$172 — so the headroom is real rather than nominal. Daily backups already meet the platform’s 24-hour recovery-point objective; point-in-time recovery is an optional add-on if DOH wants a tighter one.</w:t>
+      </w:r>
+    </w:p>
+    <w:p>
+      <w:pPr>
+        <w:spacing w:after="100" w:before="0" w:line="250"/>
+      </w:pPr>
+      <w:r>
+        <w:rPr>
+          <w:rFonts w:ascii="Calibri" w:cs="Calibri" w:eastAsia="Calibri" w:hAnsi="Calibri"/>
           <w:b/>
           <w:bCs/>
           <w:color w:val="241C17"/>
@@ -2193,7 +2285,7 @@
           <w:sz w:val="19"/>
           <w:szCs w:val="19"/>
         </w:rPr>
-        <w:t xml:space="preserve"> It funds the runway to the transfer described in Section 6, and stops there.</w:t>
+        <w:t xml:space="preserve"> It funds the runway to the transfer described in Section 6, and stops there — and because cutover happens before closeout, twelve months is the safe assumption rather than the expected draw.</w:t>
       </w:r>
     </w:p>
     <w:p>
@@ -2947,7 +3039,7 @@
                 <w:sz w:val="17"/>
                 <w:szCs w:val="17"/>
               </w:rPr>
-              <w:t xml:space="preserve">Personnel (77.7%)</w:t>
+              <w:t xml:space="preserve">Personnel (86.4%)</w:t>
             </w:r>
           </w:p>
         </w:tc>
@@ -3026,7 +3118,7 @@
                 <w:sz w:val="17"/>
                 <w:szCs w:val="17"/>
               </w:rPr>
-              <w:t xml:space="preserve">Hosting and infrastructure (13.5%)</w:t>
+              <w:t xml:space="preserve">Hosting and infrastructure (3.8%)</w:t>
             </w:r>
           </w:p>
         </w:tc>
@@ -3052,7 +3144,7 @@
                 <w:sz w:val="17"/>
                 <w:szCs w:val="17"/>
               </w:rPr>
-              <w:t xml:space="preserve">8,276</w:t>
+              <w:t xml:space="preserve">2,069</w:t>
             </w:r>
           </w:p>
         </w:tc>
@@ -3078,7 +3170,7 @@
                 <w:sz w:val="17"/>
                 <w:szCs w:val="17"/>
               </w:rPr>
-              <w:t xml:space="preserve">480,000</w:t>
+              <w:t xml:space="preserve">120,000</w:t>
             </w:r>
           </w:p>
         </w:tc>
@@ -3105,7 +3197,7 @@
                 <w:sz w:val="17"/>
                 <w:szCs w:val="17"/>
               </w:rPr>
-              <w:t xml:space="preserve">AI tooling (8.8%)</w:t>
+              <w:t xml:space="preserve">AI tooling (9.8%)</w:t>
             </w:r>
           </w:p>
         </w:tc>
@@ -3216,7 +3308,7 @@
                 <w:sz w:val="18"/>
                 <w:szCs w:val="18"/>
               </w:rPr>
-              <w:t xml:space="preserve">61,265</w:t>
+              <w:t xml:space="preserve">55,058</w:t>
             </w:r>
           </w:p>
         </w:tc>
@@ -3245,7 +3337,7 @@
                 <w:sz w:val="18"/>
                 <w:szCs w:val="18"/>
               </w:rPr>
-              <w:t xml:space="preserve">3,553,400</w:t>
+              <w:t xml:space="preserve">3,193,400</w:t>
             </w:r>
           </w:p>
         </w:tc>
